--- a/TTTN-01.docx
+++ b/TTTN-01.docx
@@ -2145,7 +2145,7 @@
           <w:spacing w:val="-4"/>
           <w:sz w:val="26"/>
         </w:rPr>
-        <w:t>First Cloud AI Journey - Serverless &amp; Event-Driven Game Backend trÃªn AWS</w:t>
+        <w:t>First Cloud AI Journey - Enterprise Knowledge AI RAG Assistant trên AWS</w:t>
       </w:r>
     </w:p>
     <w:p>
